--- a/klagomål/A 47559-2024 FSC-klagomål.docx
+++ b/klagomål/A 47559-2024 FSC-klagomål.docx
@@ -651,7 +651,7 @@
     <w:r>
       <w:tab/>
       <w:tab/>
-      <w:t>2024-10-23</w:t>
+      <w:t>2024-10-24</w:t>
       <w:br/>
       <w:br/>
     </w:r>
